--- a/docs/Business_Admin_Application_Overview.docx
+++ b/docs/Business_Admin_Application_Overview.docx
@@ -15,7 +15,7 @@
         <w:rPr>
           <w:color w:val="555555"/>
         </w:rPr>
-        <w:t xml:space="preserve">21 October 2026</w:t>
+        <w:t xml:space="preserve">22 October 2026</w:t>
       </w:r>
     </w:p>
     <w:p>
@@ -159,7 +159,7 @@
         </w:numPr>
       </w:pPr>
       <w:r>
-        <w:t xml:space="preserve">548 automated integration tests and 30 unit tests pass;</w:t>
+        <w:t xml:space="preserve">549 automated integration tests and 30 unit tests pass;</w:t>
       </w:r>
     </w:p>
     <w:p>
@@ -422,6 +422,44 @@
       </w:r>
       <w:r>
         <w:t xml:space="preserve"> every list, record and report now follows the branch a person works at.</w:t>
+      </w:r>
+    </w:p>
+    <w:p>
+      <w:pPr>
+        <w:pStyle w:val="ListParagraph"/>
+        <w:numPr>
+          <w:ilvl w:val="0"/>
+          <w:numId w:val="2"/>
+        </w:numPr>
+      </w:pPr>
+      <w:r>
+        <w:rPr>
+          <w:b/>
+          <w:bCs/>
+        </w:rPr>
+        <w:t xml:space="preserve">Clean copies for real use:</w:t>
+      </w:r>
+      <w:r>
+        <w:t xml:space="preserve"> each of the 11 sample shops and clinics has a twin with the same set-up (products, prices, branches, roles and the trade's own lists) and empty books: no sample sales, customers or GSTINs. A twin is filled in with a real customer's details (the name printed on bills, GSTIN, branches and staff); the samples stay for demos and training.</w:t>
+      </w:r>
+    </w:p>
+    <w:p>
+      <w:pPr>
+        <w:pStyle w:val="ListParagraph"/>
+        <w:numPr>
+          <w:ilvl w:val="0"/>
+          <w:numId w:val="2"/>
+        </w:numPr>
+      </w:pPr>
+      <w:r>
+        <w:rPr>
+          <w:b/>
+          <w:bCs/>
+        </w:rPr>
+        <w:t xml:space="preserve">A separate guests' site:</w:t>
+      </w:r>
+      <w:r>
+        <w:t xml:space="preserve"> the pages guests open without signing in (ordering from a table's QR code, online ordering and table booking) now run as their own website, apart from the staff application. Old QR codes and links still work. Pages planned for later (ordering from a shop, booking a salon or clinic appointment, a guest's own account, and the waiter, clinic and lab workspaces) already have their addresses, each saying what is coming.</w:t>
       </w:r>
     </w:p>
     <w:p>
@@ -1085,7 +1123,7 @@
     </w:p>
     <w:p>
       <w:r>
-        <w:t xml:space="preserve">The restaurant and its formats run their own engine but share the login, roles, switcher and tasks.</w:t>
+        <w:t xml:space="preserve">The restaurant and its formats run their own engine but share the login, roles, switcher and tasks. Guests never sign in: table QR ordering, online ordering and table booking open on the separate guests' site.</w:t>
       </w:r>
     </w:p>
     <w:p>
@@ -2014,7 +2052,7 @@
                 <w:sz w:val="19"/>
                 <w:szCs w:val="19"/>
               </w:rPr>
-              <w:t xml:space="preserve">Day close and expenses</w:t>
+              <w:t xml:space="preserve">Daily money and expenses</w:t>
             </w:r>
           </w:p>
         </w:tc>
@@ -2043,7 +2081,7 @@
                 <w:sz w:val="19"/>
                 <w:szCs w:val="19"/>
               </w:rPr>
-              <w:t xml:space="preserve">Takings by method, person and counter matched with cash; expenses with approval</w:t>
+              <w:t xml:space="preserve">Takings by method, person and counter matched with cash, with a cash check and each cashier's shift; expenses paid out, corrected only by a reversal with a reason</w:t>
             </w:r>
           </w:p>
         </w:tc>
@@ -3982,7 +4020,7 @@
         <w:t xml:space="preserve">Six ready roles</w:t>
       </w:r>
       <w:r>
-        <w:t xml:space="preserve"> in every business, plus any the owner creates. A manager can never give more than they hold.</w:t>
+        <w:t xml:space="preserve"> in every business, plus a Pharmacist in a pharmacy, a Doctor, a Lab technician and a Pathologist in a clinic, and any the owner creates. A manager can never give more than they hold.</w:t>
       </w:r>
     </w:p>
     <w:p>
@@ -4017,7 +4055,7 @@
         <w:t xml:space="preserve">Sign-in protection:</w:t>
       </w:r>
       <w:r>
-        <w:t xml:space="preserve"> encrypted passwords, two-step sign-in, lockout after repeated wrong attempts, PINs for shared tills, PIN sign-off for pathologists and pharmacists.</w:t>
+        <w:t xml:space="preserve"> passwords never stored in readable form, two-step sign-in, lockout after repeated wrong attempts, PINs for shared tills, PIN sign-off for pathologists and pharmacists.</w:t>
       </w:r>
     </w:p>
     <w:p>
@@ -4074,7 +4112,7 @@
         <w:t xml:space="preserve">Clinical privacy:</w:t>
       </w:r>
       <w:r>
-        <w:t xml:space="preserve"> only doctors see clinical notes, and every view is logged.</w:t>
+        <w:t xml:space="preserve"> only doctors (and the owner) see clinical notes, and every view is logged.</w:t>
       </w:r>
     </w:p>
     <w:p>
@@ -5304,7 +5342,7 @@
     </w:p>
     <w:p>
       <w:r>
-        <w:t xml:space="preserve">These tools are recommended per business type and switched off where they are not needed.</w:t>
+        <w:t xml:space="preserve">A restaurant starts with these tools on. Any other business switches them on when it wants them; Tasks is marked as recommended for the trades that usually need it (clinics, pharmacies and supermarkets), and Issues for pharmacies and supermarkets.</w:t>
       </w:r>
     </w:p>
     <w:p>
@@ -5538,7 +5576,7 @@
         <w:t xml:space="preserve">Platform › Businesses:</w:t>
       </w:r>
       <w:r>
-        <w:t xml:space="preserve"> create a business of any type with its owner's login. It is ready to use on first sign-in.</w:t>
+        <w:t xml:space="preserve"> create a business of any type but the restaurant, with its owner's login. It is ready to use on first sign-in.</w:t>
       </w:r>
     </w:p>
     <w:p>
@@ -5611,10 +5649,10 @@
           <w:b/>
           <w:bCs/>
         </w:rPr>
-        <w:t xml:space="preserve">Sample businesses</w:t>
-      </w:r>
-      <w:r>
-        <w:t xml:space="preserve"> are marked as demos and disappear in live mode.</w:t>
+        <w:t xml:space="preserve">Sample shops and clinics</w:t>
+      </w:r>
+      <w:r>
+        <w:t xml:space="preserve"> are marked as demos and disappear in live mode. Their clean copies are ordinary businesses, set up and ready to be filled in for real customers (handing over ownership is not in the app yet).</w:t>
       </w:r>
     </w:p>
     <w:p>
@@ -5646,7 +5684,7 @@
         <w:t xml:space="preserve">Automated tests:</w:t>
       </w:r>
       <w:r>
-        <w:t xml:space="preserve"> 548 integration tests and 30 unit tests pass, each run against a fresh database. The screens pass a lint check and a production build, and every new screen was checked in a browser.</w:t>
+        <w:t xml:space="preserve"> 549 integration tests and 30 unit tests pass, each run against a fresh database. The screens pass a lint check and a production build, and every new screen was checked in a browser.</w:t>
       </w:r>
     </w:p>
     <w:p>
@@ -7287,7 +7325,7 @@
     </w:p>
     <w:p>
       <w:r>
-        <w:t xml:space="preserve">Before a demo, one command brings the sample shops and clinic up to the current moment: </w:t>
+        <w:t xml:space="preserve">Before a demo, one command brings the sample shops, the clinic and FoodEx up to the current moment: </w:t>
       </w:r>
       <w:r>
         <w:rPr>
@@ -7870,7 +7908,7 @@
                 <w:sz w:val="19"/>
                 <w:szCs w:val="19"/>
               </w:rPr>
-              <w:t xml:space="preserve">Offline POS, captain (waiter) app, customer app, salesperson app</w:t>
+              <w:t xml:space="preserve">Offline POS, captain (waiter) app, clinic and lab workspaces, guests' pages for shops, appointments and their own account, salesperson app</w:t>
             </w:r>
           </w:p>
         </w:tc>
